--- a/Spenceley_CV2025.docx
+++ b/Spenceley_CV2025.docx
@@ -349,18 +349,20 @@
           <w:sz w:val="22"/>
           <w:szCs w:val="22"/>
         </w:rPr>
-        <w:t xml:space="preserve"> Human-Robot Interactions, Human-Automation Teaming, </w:t>
-      </w:r>
-      <w:proofErr w:type="spellStart"/>
-      <w:r>
-        <w:rPr>
-          <w:rFonts w:ascii="Times New Roman" w:hAnsi="Times New Roman" w:cs="Times New Roman"/>
-          <w:sz w:val="22"/>
-          <w:szCs w:val="22"/>
-        </w:rPr>
-        <w:t>Neuroergonomics</w:t>
-      </w:r>
-      <w:proofErr w:type="spellEnd"/>
+        <w:t xml:space="preserve"> Human-Robot Interactions, Human-Automation Teaming, Neuroergonomics</w:t>
+      </w:r>
+      <w:hyperlink w:anchor="One" w:history="1">
+        <w:r>
+          <w:rPr>
+            <w:rStyle w:val="Hyperlink"/>
+            <w:rFonts w:ascii="Times New Roman" w:hAnsi="Times New Roman" w:cs="Times New Roman"/>
+            <w:sz w:val="22"/>
+            <w:szCs w:val="22"/>
+            <w:vertAlign w:val="superscript"/>
+          </w:rPr>
+          <w:t>1</w:t>
+        </w:r>
+      </w:hyperlink>
       <w:r>
         <w:rPr>
           <w:rFonts w:ascii="Times New Roman" w:hAnsi="Times New Roman" w:cs="Times New Roman"/>
@@ -828,7 +830,27 @@
           <w:sz w:val="22"/>
           <w:szCs w:val="22"/>
         </w:rPr>
-        <w:t>(Concentration: Mind, Brain, &amp; Behavior)</w:t>
+        <w:t>(Concentration: Mind, Brain, &amp; Behavior</w:t>
+      </w:r>
+      <w:hyperlink w:anchor="two" w:history="1">
+        <w:r>
+          <w:rPr>
+            <w:rStyle w:val="Hyperlink"/>
+            <w:rFonts w:ascii="Times New Roman" w:hAnsi="Times New Roman" w:cs="Times New Roman"/>
+            <w:sz w:val="22"/>
+            <w:szCs w:val="22"/>
+            <w:vertAlign w:val="superscript"/>
+          </w:rPr>
+          <w:t>2</w:t>
+        </w:r>
+      </w:hyperlink>
+      <w:r>
+        <w:rPr>
+          <w:rFonts w:ascii="Times New Roman" w:hAnsi="Times New Roman" w:cs="Times New Roman"/>
+          <w:sz w:val="22"/>
+          <w:szCs w:val="22"/>
+        </w:rPr>
+        <w:t>)</w:t>
       </w:r>
     </w:p>
     <w:p>
@@ -920,25 +942,7 @@
           <w:b/>
           <w:bCs/>
         </w:rPr>
-        <w:t xml:space="preserve"> – </w:t>
-      </w:r>
-      <w:proofErr w:type="spellStart"/>
-      <w:r>
-        <w:rPr>
-          <w:rFonts w:ascii="Times New Roman" w:hAnsi="Times New Roman" w:cs="Times New Roman"/>
-          <w:b/>
-          <w:bCs/>
-        </w:rPr>
-        <w:t>Neuroergonomics</w:t>
-      </w:r>
-      <w:proofErr w:type="spellEnd"/>
-      <w:r>
-        <w:rPr>
-          <w:rFonts w:ascii="Times New Roman" w:hAnsi="Times New Roman" w:cs="Times New Roman"/>
-          <w:b/>
-          <w:bCs/>
-        </w:rPr>
-        <w:t xml:space="preserve"> Lab</w:t>
+        <w:t xml:space="preserve"> – Neuroergonomics Lab</w:t>
       </w:r>
       <w:r>
         <w:rPr>
@@ -3479,20 +3483,6 @@
         </w:rPr>
         <w:t xml:space="preserve"> also responsible for facilitating class discussions, creating and grading assignments, and adjusting course materials to my students’ interests.</w:t>
       </w:r>
-    </w:p>
-    <w:p>
-      <w:pPr>
-        <w:pBdr>
-          <w:top w:val="single" w:sz="4" w:space="1" w:color="auto"/>
-        </w:pBdr>
-        <w:rPr>
-          <w:rFonts w:ascii="Times New Roman" w:hAnsi="Times New Roman" w:cs="Times New Roman"/>
-          <w:b/>
-          <w:bCs/>
-          <w:sz w:val="22"/>
-          <w:szCs w:val="22"/>
-        </w:rPr>
-      </w:pPr>
     </w:p>
     <w:p>
       <w:pPr>
@@ -4525,16 +4515,7 @@
           <w:sz w:val="22"/>
           <w:szCs w:val="22"/>
         </w:rPr>
-        <w:t xml:space="preserve">Homer3, Aurora, </w:t>
-      </w:r>
-      <w:proofErr w:type="spellStart"/>
-      <w:r>
-        <w:rPr>
-          <w:rFonts w:ascii="Times New Roman" w:hAnsi="Times New Roman" w:cs="Times New Roman"/>
-          <w:sz w:val="22"/>
-          <w:szCs w:val="22"/>
-        </w:rPr>
-        <w:t>Norax</w:t>
+        <w:t>Homer3, Aurora, Norax</w:t>
       </w:r>
       <w:r>
         <w:rPr>
@@ -4550,16 +4531,7 @@
           <w:sz w:val="22"/>
           <w:szCs w:val="22"/>
         </w:rPr>
-        <w:t>n</w:t>
-      </w:r>
-      <w:proofErr w:type="spellEnd"/>
-      <w:r>
-        <w:rPr>
-          <w:rFonts w:ascii="Times New Roman" w:hAnsi="Times New Roman" w:cs="Times New Roman"/>
-          <w:sz w:val="22"/>
-          <w:szCs w:val="22"/>
-        </w:rPr>
-        <w:t xml:space="preserve">, </w:t>
+        <w:t xml:space="preserve">n, </w:t>
       </w:r>
       <w:r>
         <w:rPr>
@@ -4740,14 +4712,219 @@
     </w:p>
     <w:p>
       <w:pPr>
-        <w:rPr>
-          <w:rFonts w:ascii="Times New Roman" w:hAnsi="Times New Roman" w:cs="Times New Roman"/>
-          <w:b/>
-          <w:bCs/>
-          <w:sz w:val="22"/>
-          <w:szCs w:val="22"/>
-        </w:rPr>
-      </w:pPr>
+        <w:pBdr>
+          <w:top w:val="single" w:sz="4" w:space="1" w:color="auto"/>
+        </w:pBdr>
+        <w:rPr>
+          <w:rFonts w:ascii="Times New Roman" w:hAnsi="Times New Roman" w:cs="Times New Roman"/>
+          <w:sz w:val="22"/>
+          <w:szCs w:val="22"/>
+        </w:rPr>
+      </w:pPr>
+    </w:p>
+    <w:p>
+      <w:pPr>
+        <w:pBdr>
+          <w:top w:val="single" w:sz="4" w:space="1" w:color="auto"/>
+        </w:pBdr>
+        <w:rPr>
+          <w:rFonts w:ascii="Times New Roman" w:hAnsi="Times New Roman" w:cs="Times New Roman"/>
+          <w:sz w:val="22"/>
+          <w:szCs w:val="22"/>
+        </w:rPr>
+      </w:pPr>
+    </w:p>
+    <w:p>
+      <w:pPr>
+        <w:pBdr>
+          <w:bottom w:val="single" w:sz="4" w:space="1" w:color="auto"/>
+        </w:pBdr>
+        <w:rPr>
+          <w:rFonts w:ascii="Times New Roman" w:hAnsi="Times New Roman" w:cs="Times New Roman"/>
+          <w:b/>
+          <w:bCs/>
+          <w:sz w:val="22"/>
+          <w:szCs w:val="22"/>
+        </w:rPr>
+      </w:pPr>
+      <w:r>
+        <w:rPr>
+          <w:rFonts w:ascii="Times New Roman" w:hAnsi="Times New Roman" w:cs="Times New Roman"/>
+          <w:b/>
+          <w:bCs/>
+          <w:sz w:val="22"/>
+          <w:szCs w:val="22"/>
+        </w:rPr>
+        <w:t>APPENDIX</w:t>
+      </w:r>
+    </w:p>
+    <w:p>
+      <w:pPr>
+        <w:pStyle w:val="ListParagraph"/>
+        <w:numPr>
+          <w:ilvl w:val="0"/>
+          <w:numId w:val="7"/>
+        </w:numPr>
+        <w:rPr>
+          <w:rFonts w:ascii="Times New Roman" w:hAnsi="Times New Roman" w:cs="Times New Roman"/>
+          <w:b/>
+          <w:bCs/>
+          <w:sz w:val="22"/>
+          <w:szCs w:val="22"/>
+        </w:rPr>
+      </w:pPr>
+      <w:bookmarkStart w:id="0" w:name="One"/>
+      <w:bookmarkEnd w:id="0"/>
+      <w:r>
+        <w:rPr>
+          <w:rFonts w:ascii="Times New Roman" w:hAnsi="Times New Roman" w:cs="Times New Roman"/>
+          <w:b/>
+          <w:bCs/>
+          <w:sz w:val="22"/>
+          <w:szCs w:val="22"/>
+        </w:rPr>
+        <w:t xml:space="preserve">Neuroergonomics, as defined by </w:t>
+      </w:r>
+      <w:hyperlink r:id="rId8" w:history="1">
+        <w:r>
+          <w:rPr>
+            <w:rStyle w:val="Hyperlink"/>
+            <w:rFonts w:ascii="Times New Roman" w:hAnsi="Times New Roman" w:cs="Times New Roman"/>
+            <w:b/>
+            <w:bCs/>
+            <w:sz w:val="22"/>
+            <w:szCs w:val="22"/>
+          </w:rPr>
+          <w:t>Parasuraman</w:t>
+        </w:r>
+      </w:hyperlink>
+      <w:r>
+        <w:rPr>
+          <w:rFonts w:ascii="Times New Roman" w:hAnsi="Times New Roman" w:cs="Times New Roman"/>
+          <w:b/>
+          <w:bCs/>
+          <w:sz w:val="22"/>
+          <w:szCs w:val="22"/>
+        </w:rPr>
+        <w:t xml:space="preserve"> (2003), is the study of the human brain in relation to performance at work and everyday settings. </w:t>
+      </w:r>
+    </w:p>
+    <w:p>
+      <w:pPr>
+        <w:pStyle w:val="ListParagraph"/>
+        <w:numPr>
+          <w:ilvl w:val="0"/>
+          <w:numId w:val="7"/>
+        </w:numPr>
+        <w:rPr>
+          <w:rFonts w:ascii="Times New Roman" w:hAnsi="Times New Roman" w:cs="Times New Roman"/>
+          <w:b/>
+          <w:bCs/>
+          <w:sz w:val="22"/>
+          <w:szCs w:val="22"/>
+        </w:rPr>
+      </w:pPr>
+      <w:bookmarkStart w:id="1" w:name="two"/>
+      <w:bookmarkEnd w:id="1"/>
+      <w:r>
+        <w:rPr>
+          <w:rFonts w:ascii="Times New Roman" w:hAnsi="Times New Roman" w:cs="Times New Roman"/>
+          <w:b/>
+          <w:bCs/>
+          <w:sz w:val="22"/>
+          <w:szCs w:val="22"/>
+        </w:rPr>
+        <w:t xml:space="preserve">The </w:t>
+      </w:r>
+      <w:hyperlink r:id="rId9" w:history="1">
+        <w:r>
+          <w:rPr>
+            <w:rStyle w:val="Hyperlink"/>
+            <w:rFonts w:ascii="Times New Roman" w:hAnsi="Times New Roman" w:cs="Times New Roman"/>
+            <w:b/>
+            <w:bCs/>
+            <w:sz w:val="22"/>
+            <w:szCs w:val="22"/>
+          </w:rPr>
+          <w:t>M</w:t>
+        </w:r>
+        <w:r>
+          <w:rPr>
+            <w:rStyle w:val="Hyperlink"/>
+            <w:rFonts w:ascii="Times New Roman" w:hAnsi="Times New Roman" w:cs="Times New Roman"/>
+            <w:b/>
+            <w:bCs/>
+            <w:sz w:val="22"/>
+            <w:szCs w:val="22"/>
+          </w:rPr>
+          <w:t>i</w:t>
+        </w:r>
+        <w:r>
+          <w:rPr>
+            <w:rStyle w:val="Hyperlink"/>
+            <w:rFonts w:ascii="Times New Roman" w:hAnsi="Times New Roman" w:cs="Times New Roman"/>
+            <w:b/>
+            <w:bCs/>
+            <w:sz w:val="22"/>
+            <w:szCs w:val="22"/>
+          </w:rPr>
+          <w:t xml:space="preserve">nd, </w:t>
+        </w:r>
+        <w:r>
+          <w:rPr>
+            <w:rStyle w:val="Hyperlink"/>
+            <w:rFonts w:ascii="Times New Roman" w:hAnsi="Times New Roman" w:cs="Times New Roman"/>
+            <w:b/>
+            <w:bCs/>
+            <w:sz w:val="22"/>
+            <w:szCs w:val="22"/>
+          </w:rPr>
+          <w:t>B</w:t>
+        </w:r>
+        <w:r>
+          <w:rPr>
+            <w:rStyle w:val="Hyperlink"/>
+            <w:rFonts w:ascii="Times New Roman" w:hAnsi="Times New Roman" w:cs="Times New Roman"/>
+            <w:b/>
+            <w:bCs/>
+            <w:sz w:val="22"/>
+            <w:szCs w:val="22"/>
+          </w:rPr>
+          <w:t xml:space="preserve">rain, and </w:t>
+        </w:r>
+        <w:r>
+          <w:rPr>
+            <w:rStyle w:val="Hyperlink"/>
+            <w:rFonts w:ascii="Times New Roman" w:hAnsi="Times New Roman" w:cs="Times New Roman"/>
+            <w:b/>
+            <w:bCs/>
+            <w:sz w:val="22"/>
+            <w:szCs w:val="22"/>
+          </w:rPr>
+          <w:t>B</w:t>
+        </w:r>
+        <w:r>
+          <w:rPr>
+            <w:rStyle w:val="Hyperlink"/>
+            <w:rFonts w:ascii="Times New Roman" w:hAnsi="Times New Roman" w:cs="Times New Roman"/>
+            <w:b/>
+            <w:bCs/>
+            <w:sz w:val="22"/>
+            <w:szCs w:val="22"/>
+          </w:rPr>
+          <w:t>ehavior</w:t>
+        </w:r>
+      </w:hyperlink>
+      <w:r>
+        <w:rPr>
+          <w:rFonts w:ascii="Times New Roman" w:hAnsi="Times New Roman" w:cs="Times New Roman"/>
+          <w:b/>
+          <w:bCs/>
+          <w:sz w:val="22"/>
+          <w:szCs w:val="22"/>
+        </w:rPr>
+        <w:t xml:space="preserve"> concentration at CSU is a research-oriented program, focused on preparing students to enter cognitive/behavioral neuroscience, cognitive psychology, and sensation &amp; perception focused fields. </w:t>
+      </w:r>
     </w:p>
     <w:p>
       <w:pPr>
@@ -4770,6 +4947,95 @@
 <file path=word/numbering.xml><?xml version="1.0" encoding="utf-8"?>
 <w:numbering xmlns:wpc="http://schemas.microsoft.com/office/word/2010/wordprocessingCanvas" xmlns:cx="http://schemas.microsoft.com/office/drawing/2014/chartex" xmlns:cx1="http://schemas.microsoft.com/office/drawing/2015/9/8/chartex" xmlns:cx2="http://schemas.microsoft.com/office/drawing/2015/10/21/chartex" xmlns:cx3="http://schemas.microsoft.com/office/drawing/2016/5/9/chartex" xmlns:cx4="http://schemas.microsoft.com/office/drawing/2016/5/10/chartex" xmlns:cx5="http://schemas.microsoft.com/office/drawing/2016/5/11/chartex" xmlns:cx6="http://schemas.microsoft.com/office/drawing/2016/5/12/chartex" xmlns:cx7="http://schemas.microsoft.com/office/drawing/2016/5/13/chartex" xmlns:cx8="http://schemas.microsoft.com/office/drawing/2016/5/14/chartex" xmlns:mc="http://schemas.openxmlformats.org/markup-compatibility/2006" xmlns:aink="http://schemas.microsoft.com/office/drawing/2016/ink" xmlns:am3d="http://schemas.microsoft.com/office/drawing/2017/model3d" xmlns:o="urn:schemas-microsoft-com:office:office" xmlns:oel="http://schemas.microsoft.com/office/2019/extlst" xmlns:r="http://schemas.openxmlformats.org/officeDocument/2006/relationships" xmlns:m="http://schemas.openxmlformats.org/officeDocument/2006/math" xmlns:v="urn:schemas-microsoft-com:vml" xmlns:wp14="http://schemas.microsoft.com/office/word/2010/wordprocessingDrawing" xmlns:wp="http://schemas.openxmlformats.org/drawingml/2006/wordprocessingDrawing" xmlns:w10="urn:schemas-microsoft-com:office:word" xmlns:w="http://schemas.openxmlformats.org/wordprocessingml/2006/main" xmlns:w14="http://schemas.microsoft.com/office/word/2010/wordml" xmlns:w15="http://schemas.microsoft.com/office/word/2012/wordml" xmlns:w16cex="http://schemas.microsoft.com/office/word/2018/wordml/cex" xmlns:w16cid="http://schemas.microsoft.com/office/word/2016/wordml/cid" xmlns:w16="http://schemas.microsoft.com/office/word/2018/wordml" xmlns:w16du="http://schemas.microsoft.com/office/word/2023/wordml/word16du" xmlns:w16sdtdh="http://schemas.microsoft.com/office/word/2020/wordml/sdtdatahash" xmlns:w16sdtfl="http://schemas.microsoft.com/office/word/2024/wordml/sdtformatlock" xmlns:w16se="http://schemas.microsoft.com/office/word/2015/wordml/symex" xmlns:wpg="http://schemas.microsoft.com/office/word/2010/wordprocessingGroup" xmlns:wpi="http://schemas.microsoft.com/office/word/2010/wordprocessingInk" xmlns:wne="http://schemas.microsoft.com/office/word/2006/wordml" xmlns:wps="http://schemas.microsoft.com/office/word/2010/wordprocessingShape" mc:Ignorable="w14 w15 w16se w16cid w16 w16cex w16sdtdh w16sdtfl w16du wp14">
   <w:abstractNum w:abstractNumId="0" w15:restartNumberingAfterBreak="0">
+    <w:nsid w:val="1C150132"/>
+    <w:multiLevelType w:val="hybridMultilevel"/>
+    <w:tmpl w:val="E4BCBB12"/>
+    <w:lvl w:ilvl="0" w:tplc="0409000F">
+      <w:start w:val="1"/>
+      <w:numFmt w:val="decimal"/>
+      <w:lvlText w:val="%1."/>
+      <w:lvlJc w:val="left"/>
+      <w:pPr>
+        <w:ind w:left="720" w:hanging="360"/>
+      </w:pPr>
+      <w:rPr>
+        <w:rFonts w:hint="default"/>
+      </w:rPr>
+    </w:lvl>
+    <w:lvl w:ilvl="1" w:tplc="04090019" w:tentative="1">
+      <w:start w:val="1"/>
+      <w:numFmt w:val="lowerLetter"/>
+      <w:lvlText w:val="%2."/>
+      <w:lvlJc w:val="left"/>
+      <w:pPr>
+        <w:ind w:left="1440" w:hanging="360"/>
+      </w:pPr>
+    </w:lvl>
+    <w:lvl w:ilvl="2" w:tplc="0409001B" w:tentative="1">
+      <w:start w:val="1"/>
+      <w:numFmt w:val="lowerRoman"/>
+      <w:lvlText w:val="%3."/>
+      <w:lvlJc w:val="right"/>
+      <w:pPr>
+        <w:ind w:left="2160" w:hanging="180"/>
+      </w:pPr>
+    </w:lvl>
+    <w:lvl w:ilvl="3" w:tplc="0409000F" w:tentative="1">
+      <w:start w:val="1"/>
+      <w:numFmt w:val="decimal"/>
+      <w:lvlText w:val="%4."/>
+      <w:lvlJc w:val="left"/>
+      <w:pPr>
+        <w:ind w:left="2880" w:hanging="360"/>
+      </w:pPr>
+    </w:lvl>
+    <w:lvl w:ilvl="4" w:tplc="04090019" w:tentative="1">
+      <w:start w:val="1"/>
+      <w:numFmt w:val="lowerLetter"/>
+      <w:lvlText w:val="%5."/>
+      <w:lvlJc w:val="left"/>
+      <w:pPr>
+        <w:ind w:left="3600" w:hanging="360"/>
+      </w:pPr>
+    </w:lvl>
+    <w:lvl w:ilvl="5" w:tplc="0409001B" w:tentative="1">
+      <w:start w:val="1"/>
+      <w:numFmt w:val="lowerRoman"/>
+      <w:lvlText w:val="%6."/>
+      <w:lvlJc w:val="right"/>
+      <w:pPr>
+        <w:ind w:left="4320" w:hanging="180"/>
+      </w:pPr>
+    </w:lvl>
+    <w:lvl w:ilvl="6" w:tplc="0409000F" w:tentative="1">
+      <w:start w:val="1"/>
+      <w:numFmt w:val="decimal"/>
+      <w:lvlText w:val="%7."/>
+      <w:lvlJc w:val="left"/>
+      <w:pPr>
+        <w:ind w:left="5040" w:hanging="360"/>
+      </w:pPr>
+    </w:lvl>
+    <w:lvl w:ilvl="7" w:tplc="04090019" w:tentative="1">
+      <w:start w:val="1"/>
+      <w:numFmt w:val="lowerLetter"/>
+      <w:lvlText w:val="%8."/>
+      <w:lvlJc w:val="left"/>
+      <w:pPr>
+        <w:ind w:left="5760" w:hanging="360"/>
+      </w:pPr>
+    </w:lvl>
+    <w:lvl w:ilvl="8" w:tplc="0409001B" w:tentative="1">
+      <w:start w:val="1"/>
+      <w:numFmt w:val="lowerRoman"/>
+      <w:lvlText w:val="%9."/>
+      <w:lvlJc w:val="right"/>
+      <w:pPr>
+        <w:ind w:left="6480" w:hanging="180"/>
+      </w:pPr>
+    </w:lvl>
+  </w:abstractNum>
+  <w:abstractNum w:abstractNumId="1" w15:restartNumberingAfterBreak="0">
     <w:nsid w:val="1F9A1F93"/>
     <w:multiLevelType w:val="hybridMultilevel"/>
     <w:tmpl w:val="02A85C10"/>
@@ -4882,7 +5148,96 @@
       </w:rPr>
     </w:lvl>
   </w:abstractNum>
-  <w:abstractNum w:abstractNumId="1" w15:restartNumberingAfterBreak="0">
+  <w:abstractNum w:abstractNumId="2" w15:restartNumberingAfterBreak="0">
+    <w:nsid w:val="396044C7"/>
+    <w:multiLevelType w:val="hybridMultilevel"/>
+    <w:tmpl w:val="677A52A2"/>
+    <w:lvl w:ilvl="0" w:tplc="0409000F">
+      <w:start w:val="1"/>
+      <w:numFmt w:val="decimal"/>
+      <w:lvlText w:val="%1."/>
+      <w:lvlJc w:val="left"/>
+      <w:pPr>
+        <w:ind w:left="720" w:hanging="360"/>
+      </w:pPr>
+      <w:rPr>
+        <w:rFonts w:hint="default"/>
+      </w:rPr>
+    </w:lvl>
+    <w:lvl w:ilvl="1" w:tplc="04090019" w:tentative="1">
+      <w:start w:val="1"/>
+      <w:numFmt w:val="lowerLetter"/>
+      <w:lvlText w:val="%2."/>
+      <w:lvlJc w:val="left"/>
+      <w:pPr>
+        <w:ind w:left="1440" w:hanging="360"/>
+      </w:pPr>
+    </w:lvl>
+    <w:lvl w:ilvl="2" w:tplc="0409001B" w:tentative="1">
+      <w:start w:val="1"/>
+      <w:numFmt w:val="lowerRoman"/>
+      <w:lvlText w:val="%3."/>
+      <w:lvlJc w:val="right"/>
+      <w:pPr>
+        <w:ind w:left="2160" w:hanging="180"/>
+      </w:pPr>
+    </w:lvl>
+    <w:lvl w:ilvl="3" w:tplc="0409000F" w:tentative="1">
+      <w:start w:val="1"/>
+      <w:numFmt w:val="decimal"/>
+      <w:lvlText w:val="%4."/>
+      <w:lvlJc w:val="left"/>
+      <w:pPr>
+        <w:ind w:left="2880" w:hanging="360"/>
+      </w:pPr>
+    </w:lvl>
+    <w:lvl w:ilvl="4" w:tplc="04090019" w:tentative="1">
+      <w:start w:val="1"/>
+      <w:numFmt w:val="lowerLetter"/>
+      <w:lvlText w:val="%5."/>
+      <w:lvlJc w:val="left"/>
+      <w:pPr>
+        <w:ind w:left="3600" w:hanging="360"/>
+      </w:pPr>
+    </w:lvl>
+    <w:lvl w:ilvl="5" w:tplc="0409001B" w:tentative="1">
+      <w:start w:val="1"/>
+      <w:numFmt w:val="lowerRoman"/>
+      <w:lvlText w:val="%6."/>
+      <w:lvlJc w:val="right"/>
+      <w:pPr>
+        <w:ind w:left="4320" w:hanging="180"/>
+      </w:pPr>
+    </w:lvl>
+    <w:lvl w:ilvl="6" w:tplc="0409000F" w:tentative="1">
+      <w:start w:val="1"/>
+      <w:numFmt w:val="decimal"/>
+      <w:lvlText w:val="%7."/>
+      <w:lvlJc w:val="left"/>
+      <w:pPr>
+        <w:ind w:left="5040" w:hanging="360"/>
+      </w:pPr>
+    </w:lvl>
+    <w:lvl w:ilvl="7" w:tplc="04090019" w:tentative="1">
+      <w:start w:val="1"/>
+      <w:numFmt w:val="lowerLetter"/>
+      <w:lvlText w:val="%8."/>
+      <w:lvlJc w:val="left"/>
+      <w:pPr>
+        <w:ind w:left="5760" w:hanging="360"/>
+      </w:pPr>
+    </w:lvl>
+    <w:lvl w:ilvl="8" w:tplc="0409001B" w:tentative="1">
+      <w:start w:val="1"/>
+      <w:numFmt w:val="lowerRoman"/>
+      <w:lvlText w:val="%9."/>
+      <w:lvlJc w:val="right"/>
+      <w:pPr>
+        <w:ind w:left="6480" w:hanging="180"/>
+      </w:pPr>
+    </w:lvl>
+  </w:abstractNum>
+  <w:abstractNum w:abstractNumId="3" w15:restartNumberingAfterBreak="0">
     <w:nsid w:val="4AF309AC"/>
     <w:multiLevelType w:val="hybridMultilevel"/>
     <w:tmpl w:val="693C949C"/>
@@ -4995,7 +5350,7 @@
       </w:rPr>
     </w:lvl>
   </w:abstractNum>
-  <w:abstractNum w:abstractNumId="2" w15:restartNumberingAfterBreak="0">
+  <w:abstractNum w:abstractNumId="4" w15:restartNumberingAfterBreak="0">
     <w:nsid w:val="4D03359F"/>
     <w:multiLevelType w:val="hybridMultilevel"/>
     <w:tmpl w:val="BA0271C0"/>
@@ -5108,7 +5463,7 @@
       </w:rPr>
     </w:lvl>
   </w:abstractNum>
-  <w:abstractNum w:abstractNumId="3" w15:restartNumberingAfterBreak="0">
+  <w:abstractNum w:abstractNumId="5" w15:restartNumberingAfterBreak="0">
     <w:nsid w:val="65D326B0"/>
     <w:multiLevelType w:val="hybridMultilevel"/>
     <w:tmpl w:val="3F96B566"/>
@@ -5221,7 +5576,7 @@
       </w:rPr>
     </w:lvl>
   </w:abstractNum>
-  <w:abstractNum w:abstractNumId="4" w15:restartNumberingAfterBreak="0">
+  <w:abstractNum w:abstractNumId="6" w15:restartNumberingAfterBreak="0">
     <w:nsid w:val="78D96DEC"/>
     <w:multiLevelType w:val="hybridMultilevel"/>
     <w:tmpl w:val="8C16BB7C"/>
@@ -5335,19 +5690,25 @@
     </w:lvl>
   </w:abstractNum>
   <w:num w:numId="1" w16cid:durableId="2142650838">
+    <w:abstractNumId w:val="5"/>
+  </w:num>
+  <w:num w:numId="2" w16cid:durableId="717516252">
+    <w:abstractNumId w:val="4"/>
+  </w:num>
+  <w:num w:numId="3" w16cid:durableId="1790200075">
+    <w:abstractNumId w:val="6"/>
+  </w:num>
+  <w:num w:numId="4" w16cid:durableId="1424766289">
+    <w:abstractNumId w:val="1"/>
+  </w:num>
+  <w:num w:numId="5" w16cid:durableId="211773878">
     <w:abstractNumId w:val="3"/>
   </w:num>
-  <w:num w:numId="2" w16cid:durableId="717516252">
-    <w:abstractNumId w:val="2"/>
-  </w:num>
-  <w:num w:numId="3" w16cid:durableId="1790200075">
-    <w:abstractNumId w:val="4"/>
-  </w:num>
-  <w:num w:numId="4" w16cid:durableId="1424766289">
+  <w:num w:numId="6" w16cid:durableId="1406801053">
     <w:abstractNumId w:val="0"/>
   </w:num>
-  <w:num w:numId="5" w16cid:durableId="211773878">
-    <w:abstractNumId w:val="1"/>
+  <w:num w:numId="7" w16cid:durableId="152529581">
+    <w:abstractNumId w:val="2"/>
   </w:num>
 </w:numbering>
 </file>

--- a/Spenceley_CV2025.docx
+++ b/Spenceley_CV2025.docx
@@ -21,7 +21,7 @@
           <w:szCs w:val="22"/>
         </w:rPr>
         <w:drawing>
-          <wp:anchor distT="0" distB="0" distL="114300" distR="114300" simplePos="0" relativeHeight="251658240" behindDoc="1" locked="0" layoutInCell="1" allowOverlap="1" wp14:anchorId="6D0059FC" wp14:editId="13C7C7F4">
+          <wp:anchor distT="0" distB="0" distL="114300" distR="114300" simplePos="0" relativeHeight="251658240" behindDoc="1" locked="0" layoutInCell="1" allowOverlap="1" wp14:anchorId="6D0059FC" wp14:editId="5B5C1049">
             <wp:simplePos x="0" y="0"/>
             <wp:positionH relativeFrom="column">
               <wp:posOffset>6036276</wp:posOffset>
@@ -754,7 +754,23 @@
           <w:sz w:val="22"/>
           <w:szCs w:val="22"/>
         </w:rPr>
-        <w:t xml:space="preserve">2020 – </w:t>
+        <w:t>202</w:t>
+      </w:r>
+      <w:r>
+        <w:rPr>
+          <w:rFonts w:ascii="Times New Roman" w:hAnsi="Times New Roman" w:cs="Times New Roman"/>
+          <w:sz w:val="22"/>
+          <w:szCs w:val="22"/>
+        </w:rPr>
+        <w:t>1</w:t>
+      </w:r>
+      <w:r>
+        <w:rPr>
+          <w:rFonts w:ascii="Times New Roman" w:hAnsi="Times New Roman" w:cs="Times New Roman"/>
+          <w:sz w:val="22"/>
+          <w:szCs w:val="22"/>
+        </w:rPr>
+        <w:t xml:space="preserve"> – </w:t>
       </w:r>
       <w:r>
         <w:rPr>
@@ -942,7 +958,33 @@
           <w:b/>
           <w:bCs/>
         </w:rPr>
-        <w:t xml:space="preserve"> – Neuroergonomics Lab</w:t>
+        <w:t xml:space="preserve"> – </w:t>
+      </w:r>
+      <w:proofErr w:type="spellStart"/>
+      <w:r>
+        <w:rPr>
+          <w:rFonts w:ascii="Times New Roman" w:hAnsi="Times New Roman" w:cs="Times New Roman"/>
+          <w:b/>
+          <w:bCs/>
+        </w:rPr>
+        <w:t>Neuroergonomics</w:t>
+      </w:r>
+      <w:proofErr w:type="spellEnd"/>
+      <w:r>
+        <w:rPr>
+          <w:rFonts w:ascii="Times New Roman" w:hAnsi="Times New Roman" w:cs="Times New Roman"/>
+          <w:b/>
+          <w:bCs/>
+        </w:rPr>
+        <w:t xml:space="preserve"> Lab</w:t>
+      </w:r>
+      <w:r>
+        <w:rPr>
+          <w:rFonts w:ascii="Times New Roman" w:hAnsi="Times New Roman" w:cs="Times New Roman"/>
+          <w:b/>
+          <w:bCs/>
+        </w:rPr>
+        <w:t xml:space="preserve"> </w:t>
       </w:r>
       <w:r>
         <w:rPr>
@@ -4707,6 +4749,14 @@
           <w:sz w:val="22"/>
           <w:szCs w:val="22"/>
         </w:rPr>
+        <w:t>, &amp; Delta Program Mentorship Certificate</w:t>
+      </w:r>
+      <w:r>
+        <w:rPr>
+          <w:rFonts w:ascii="Times New Roman" w:hAnsi="Times New Roman" w:cs="Times New Roman"/>
+          <w:sz w:val="22"/>
+          <w:szCs w:val="22"/>
+        </w:rPr>
         <w:t>.</w:t>
       </w:r>
     </w:p>
@@ -4767,8 +4817,6 @@
         </w:numPr>
         <w:rPr>
           <w:rFonts w:ascii="Times New Roman" w:hAnsi="Times New Roman" w:cs="Times New Roman"/>
-          <w:b/>
-          <w:bCs/>
           <w:sz w:val="22"/>
           <w:szCs w:val="22"/>
         </w:rPr>
@@ -4778,8 +4826,6 @@
       <w:r>
         <w:rPr>
           <w:rFonts w:ascii="Times New Roman" w:hAnsi="Times New Roman" w:cs="Times New Roman"/>
-          <w:b/>
-          <w:bCs/>
           <w:sz w:val="22"/>
           <w:szCs w:val="22"/>
         </w:rPr>
@@ -4790,8 +4836,6 @@
           <w:rPr>
             <w:rStyle w:val="Hyperlink"/>
             <w:rFonts w:ascii="Times New Roman" w:hAnsi="Times New Roman" w:cs="Times New Roman"/>
-            <w:b/>
-            <w:bCs/>
             <w:sz w:val="22"/>
             <w:szCs w:val="22"/>
           </w:rPr>
@@ -4801,12 +4845,26 @@
       <w:r>
         <w:rPr>
           <w:rFonts w:ascii="Times New Roman" w:hAnsi="Times New Roman" w:cs="Times New Roman"/>
-          <w:b/>
-          <w:bCs/>
-          <w:sz w:val="22"/>
-          <w:szCs w:val="22"/>
-        </w:rPr>
-        <w:t xml:space="preserve"> (2003), is the study of the human brain in relation to performance at work and everyday settings. </w:t>
+          <w:sz w:val="22"/>
+          <w:szCs w:val="22"/>
+        </w:rPr>
+        <w:t xml:space="preserve"> (2003), </w:t>
+      </w:r>
+      <w:r>
+        <w:rPr>
+          <w:rFonts w:ascii="Times New Roman" w:hAnsi="Times New Roman" w:cs="Times New Roman"/>
+          <w:sz w:val="22"/>
+          <w:szCs w:val="22"/>
+        </w:rPr>
+        <w:t>i</w:t>
+      </w:r>
+      <w:r>
+        <w:rPr>
+          <w:rFonts w:ascii="Times New Roman" w:hAnsi="Times New Roman" w:cs="Times New Roman"/>
+          <w:sz w:val="22"/>
+          <w:szCs w:val="22"/>
+        </w:rPr>
+        <w:t xml:space="preserve">s the study of the human brain in relation to performance at work and everyday settings. </w:t>
       </w:r>
     </w:p>
     <w:p>
@@ -4818,8 +4876,6 @@
         </w:numPr>
         <w:rPr>
           <w:rFonts w:ascii="Times New Roman" w:hAnsi="Times New Roman" w:cs="Times New Roman"/>
-          <w:b/>
-          <w:bCs/>
           <w:sz w:val="22"/>
           <w:szCs w:val="22"/>
         </w:rPr>
@@ -4829,8 +4885,6 @@
       <w:r>
         <w:rPr>
           <w:rFonts w:ascii="Times New Roman" w:hAnsi="Times New Roman" w:cs="Times New Roman"/>
-          <w:b/>
-          <w:bCs/>
           <w:sz w:val="22"/>
           <w:szCs w:val="22"/>
         </w:rPr>
@@ -4841,8 +4895,6 @@
           <w:rPr>
             <w:rStyle w:val="Hyperlink"/>
             <w:rFonts w:ascii="Times New Roman" w:hAnsi="Times New Roman" w:cs="Times New Roman"/>
-            <w:b/>
-            <w:bCs/>
             <w:sz w:val="22"/>
             <w:szCs w:val="22"/>
           </w:rPr>
@@ -4852,30 +4904,15 @@
           <w:rPr>
             <w:rStyle w:val="Hyperlink"/>
             <w:rFonts w:ascii="Times New Roman" w:hAnsi="Times New Roman" w:cs="Times New Roman"/>
-            <w:b/>
-            <w:bCs/>
             <w:sz w:val="22"/>
             <w:szCs w:val="22"/>
           </w:rPr>
-          <w:t>i</w:t>
+          <w:t xml:space="preserve">ind, </w:t>
         </w:r>
         <w:r>
           <w:rPr>
             <w:rStyle w:val="Hyperlink"/>
             <w:rFonts w:ascii="Times New Roman" w:hAnsi="Times New Roman" w:cs="Times New Roman"/>
-            <w:b/>
-            <w:bCs/>
-            <w:sz w:val="22"/>
-            <w:szCs w:val="22"/>
-          </w:rPr>
-          <w:t xml:space="preserve">nd, </w:t>
-        </w:r>
-        <w:r>
-          <w:rPr>
-            <w:rStyle w:val="Hyperlink"/>
-            <w:rFonts w:ascii="Times New Roman" w:hAnsi="Times New Roman" w:cs="Times New Roman"/>
-            <w:b/>
-            <w:bCs/>
             <w:sz w:val="22"/>
             <w:szCs w:val="22"/>
           </w:rPr>
@@ -4885,8 +4922,6 @@
           <w:rPr>
             <w:rStyle w:val="Hyperlink"/>
             <w:rFonts w:ascii="Times New Roman" w:hAnsi="Times New Roman" w:cs="Times New Roman"/>
-            <w:b/>
-            <w:bCs/>
             <w:sz w:val="22"/>
             <w:szCs w:val="22"/>
           </w:rPr>
@@ -4896,8 +4931,6 @@
           <w:rPr>
             <w:rStyle w:val="Hyperlink"/>
             <w:rFonts w:ascii="Times New Roman" w:hAnsi="Times New Roman" w:cs="Times New Roman"/>
-            <w:b/>
-            <w:bCs/>
             <w:sz w:val="22"/>
             <w:szCs w:val="22"/>
           </w:rPr>
@@ -4907,8 +4940,6 @@
           <w:rPr>
             <w:rStyle w:val="Hyperlink"/>
             <w:rFonts w:ascii="Times New Roman" w:hAnsi="Times New Roman" w:cs="Times New Roman"/>
-            <w:b/>
-            <w:bCs/>
             <w:sz w:val="22"/>
             <w:szCs w:val="22"/>
           </w:rPr>
@@ -4918,21 +4949,11 @@
       <w:r>
         <w:rPr>
           <w:rFonts w:ascii="Times New Roman" w:hAnsi="Times New Roman" w:cs="Times New Roman"/>
-          <w:b/>
-          <w:bCs/>
           <w:sz w:val="22"/>
           <w:szCs w:val="22"/>
         </w:rPr>
         <w:t xml:space="preserve"> concentration at CSU is a research-oriented program, focused on preparing students to enter cognitive/behavioral neuroscience, cognitive psychology, and sensation &amp; perception focused fields. </w:t>
       </w:r>
-    </w:p>
-    <w:p>
-      <w:pPr>
-        <w:rPr>
-          <w:sz w:val="22"/>
-          <w:szCs w:val="22"/>
-        </w:rPr>
-      </w:pPr>
     </w:p>
     <w:sectPr>
       <w:pgSz w:w="12240" w:h="15840"/>

--- a/Spenceley_CV2025.docx
+++ b/Spenceley_CV2025.docx
@@ -203,7 +203,25 @@
             <w:sz w:val="22"/>
             <w:szCs w:val="22"/>
           </w:rPr>
-          <w:t>My Website</w:t>
+          <w:t>My Webs</w:t>
+        </w:r>
+        <w:r>
+          <w:rPr>
+            <w:rStyle w:val="Hyperlink"/>
+            <w:rFonts w:ascii="Times New Roman" w:hAnsi="Times New Roman" w:cs="Times New Roman"/>
+            <w:sz w:val="22"/>
+            <w:szCs w:val="22"/>
+          </w:rPr>
+          <w:t>i</w:t>
+        </w:r>
+        <w:r>
+          <w:rPr>
+            <w:rStyle w:val="Hyperlink"/>
+            <w:rFonts w:ascii="Times New Roman" w:hAnsi="Times New Roman" w:cs="Times New Roman"/>
+            <w:sz w:val="22"/>
+            <w:szCs w:val="22"/>
+          </w:rPr>
+          <w:t>te</w:t>
         </w:r>
       </w:hyperlink>
     </w:p>

--- a/Spenceley_CV2025.docx
+++ b/Spenceley_CV2025.docx
@@ -203,27 +203,28 @@
             <w:sz w:val="22"/>
             <w:szCs w:val="22"/>
           </w:rPr>
-          <w:t>My Webs</w:t>
-        </w:r>
-        <w:r>
-          <w:rPr>
-            <w:rStyle w:val="Hyperlink"/>
-            <w:rFonts w:ascii="Times New Roman" w:hAnsi="Times New Roman" w:cs="Times New Roman"/>
-            <w:sz w:val="22"/>
-            <w:szCs w:val="22"/>
-          </w:rPr>
-          <w:t>i</w:t>
-        </w:r>
-        <w:r>
-          <w:rPr>
-            <w:rStyle w:val="Hyperlink"/>
-            <w:rFonts w:ascii="Times New Roman" w:hAnsi="Times New Roman" w:cs="Times New Roman"/>
-            <w:sz w:val="22"/>
-            <w:szCs w:val="22"/>
-          </w:rPr>
-          <w:t>te</w:t>
+          <w:t>My Website</w:t>
         </w:r>
       </w:hyperlink>
+      <w:r>
+        <w:t xml:space="preserve"> </w:t>
+      </w:r>
+      <w:r>
+        <w:rPr>
+          <w:rFonts w:ascii="Times New Roman" w:hAnsi="Times New Roman" w:cs="Times New Roman"/>
+          <w:sz w:val="22"/>
+          <w:szCs w:val="22"/>
+        </w:rPr>
+        <w:t>|</w:t>
+      </w:r>
+      <w:r>
+        <w:rPr>
+          <w:rFonts w:ascii="Times New Roman" w:hAnsi="Times New Roman" w:cs="Times New Roman"/>
+          <w:sz w:val="22"/>
+          <w:szCs w:val="22"/>
+        </w:rPr>
+        <w:t xml:space="preserve"> Google Scholar</w:t>
+      </w:r>
     </w:p>
     <w:p>
       <w:pPr>
@@ -1471,7 +1472,23 @@
           <w:b/>
           <w:bCs/>
         </w:rPr>
-        <w:t>National Science Foundation Research Traineeship (NRT) Trainee</w:t>
+        <w:t>National Science Foundation</w:t>
+      </w:r>
+      <w:r>
+        <w:rPr>
+          <w:rFonts w:ascii="Times New Roman" w:hAnsi="Times New Roman" w:cs="Times New Roman"/>
+          <w:b/>
+          <w:bCs/>
+        </w:rPr>
+        <w:t xml:space="preserve"> (NSF)</w:t>
+      </w:r>
+      <w:r>
+        <w:rPr>
+          <w:rFonts w:ascii="Times New Roman" w:hAnsi="Times New Roman" w:cs="Times New Roman"/>
+          <w:b/>
+          <w:bCs/>
+        </w:rPr>
+        <w:t xml:space="preserve"> Research Traineeship (NRT) Trainee</w:t>
       </w:r>
       <w:r>
         <w:rPr>
@@ -1499,17 +1516,7 @@
           <w:sz w:val="22"/>
           <w:szCs w:val="22"/>
         </w:rPr>
-        <w:tab/>
-      </w:r>
-      <w:r>
-        <w:rPr>
-          <w:rFonts w:ascii="Times New Roman" w:hAnsi="Times New Roman" w:cs="Times New Roman"/>
-          <w:b/>
-          <w:bCs/>
-          <w:sz w:val="22"/>
-          <w:szCs w:val="22"/>
-        </w:rPr>
-        <w:t xml:space="preserve">       </w:t>
+        <w:t xml:space="preserve">     </w:t>
       </w:r>
       <w:r>
         <w:rPr>
@@ -2548,30 +2555,191 @@
         <w:ind w:left="720" w:hanging="720"/>
         <w:rPr>
           <w:rFonts w:ascii="Times New Roman" w:hAnsi="Times New Roman" w:cs="Times New Roman"/>
+          <w:sz w:val="22"/>
+          <w:szCs w:val="22"/>
+        </w:rPr>
+      </w:pPr>
+      <w:proofErr w:type="spellStart"/>
+      <w:r>
+        <w:rPr>
+          <w:rFonts w:ascii="Times New Roman" w:hAnsi="Times New Roman" w:cs="Times New Roman"/>
+          <w:sz w:val="22"/>
+          <w:szCs w:val="22"/>
+        </w:rPr>
+        <w:t>Spenceley</w:t>
+      </w:r>
+      <w:proofErr w:type="spellEnd"/>
+      <w:r>
+        <w:rPr>
+          <w:rFonts w:ascii="Times New Roman" w:hAnsi="Times New Roman" w:cs="Times New Roman"/>
+          <w:sz w:val="22"/>
+          <w:szCs w:val="22"/>
+        </w:rPr>
+        <w:t xml:space="preserve"> R</w:t>
+      </w:r>
+      <w:r>
+        <w:rPr>
+          <w:rFonts w:ascii="Times New Roman" w:hAnsi="Times New Roman" w:cs="Times New Roman"/>
+          <w:sz w:val="22"/>
+          <w:szCs w:val="22"/>
+        </w:rPr>
+        <w:t>. J.,</w:t>
+      </w:r>
+      <w:r>
+        <w:rPr>
+          <w:rFonts w:ascii="Times New Roman" w:hAnsi="Times New Roman" w:cs="Times New Roman"/>
+          <w:sz w:val="22"/>
+          <w:szCs w:val="22"/>
+        </w:rPr>
+        <w:t xml:space="preserve"> </w:t>
+      </w:r>
+      <w:r>
+        <w:rPr>
+          <w:rFonts w:ascii="Times New Roman" w:hAnsi="Times New Roman" w:cs="Times New Roman"/>
+          <w:sz w:val="22"/>
+          <w:szCs w:val="22"/>
+        </w:rPr>
+        <w:t>&amp;</w:t>
+      </w:r>
+      <w:r>
+        <w:rPr>
+          <w:rFonts w:ascii="Times New Roman" w:hAnsi="Times New Roman" w:cs="Times New Roman"/>
+          <w:sz w:val="22"/>
+          <w:szCs w:val="22"/>
+        </w:rPr>
+        <w:t xml:space="preserve"> Mehta R</w:t>
+      </w:r>
+      <w:r>
+        <w:rPr>
+          <w:rFonts w:ascii="Times New Roman" w:hAnsi="Times New Roman" w:cs="Times New Roman"/>
+          <w:sz w:val="22"/>
+          <w:szCs w:val="22"/>
+        </w:rPr>
+        <w:t xml:space="preserve">. </w:t>
+      </w:r>
+      <w:r>
+        <w:rPr>
+          <w:rFonts w:ascii="Times New Roman" w:hAnsi="Times New Roman" w:cs="Times New Roman"/>
+          <w:sz w:val="22"/>
+          <w:szCs w:val="22"/>
+        </w:rPr>
+        <w:t>K</w:t>
+      </w:r>
+      <w:r>
+        <w:rPr>
+          <w:rFonts w:ascii="Times New Roman" w:hAnsi="Times New Roman" w:cs="Times New Roman"/>
+          <w:sz w:val="22"/>
+          <w:szCs w:val="22"/>
+        </w:rPr>
+        <w:t>.</w:t>
+      </w:r>
+      <w:r>
+        <w:rPr>
+          <w:rFonts w:ascii="Times New Roman" w:hAnsi="Times New Roman" w:cs="Times New Roman"/>
+          <w:sz w:val="22"/>
+          <w:szCs w:val="22"/>
+        </w:rPr>
+        <w:t xml:space="preserve"> (</w:t>
+      </w:r>
+      <w:r>
+        <w:rPr>
+          <w:rFonts w:ascii="Times New Roman" w:hAnsi="Times New Roman" w:cs="Times New Roman"/>
+          <w:sz w:val="22"/>
+          <w:szCs w:val="22"/>
+        </w:rPr>
+        <w:t>In Press</w:t>
+      </w:r>
+      <w:r>
+        <w:rPr>
+          <w:rFonts w:ascii="Times New Roman" w:hAnsi="Times New Roman" w:cs="Times New Roman"/>
+          <w:sz w:val="22"/>
+          <w:szCs w:val="22"/>
+        </w:rPr>
+        <w:t>) When</w:t>
+      </w:r>
+      <w:r>
+        <w:rPr>
+          <w:rFonts w:ascii="Times New Roman" w:hAnsi="Times New Roman" w:cs="Times New Roman"/>
+          <w:sz w:val="22"/>
+          <w:szCs w:val="22"/>
+        </w:rPr>
+        <w:t xml:space="preserve"> </w:t>
+      </w:r>
+      <w:r>
+        <w:rPr>
+          <w:rFonts w:ascii="Times New Roman" w:hAnsi="Times New Roman" w:cs="Times New Roman"/>
+          <w:sz w:val="22"/>
+          <w:szCs w:val="22"/>
+        </w:rPr>
+        <w:t>robots reshape teams: neurodynamic</w:t>
+      </w:r>
+      <w:r>
+        <w:rPr>
+          <w:rFonts w:ascii="Times New Roman" w:hAnsi="Times New Roman" w:cs="Times New Roman"/>
+          <w:sz w:val="22"/>
+          <w:szCs w:val="22"/>
+        </w:rPr>
+        <w:t xml:space="preserve"> </w:t>
+      </w:r>
+      <w:r>
+        <w:rPr>
+          <w:rFonts w:ascii="Times New Roman" w:hAnsi="Times New Roman" w:cs="Times New Roman"/>
+          <w:sz w:val="22"/>
+          <w:szCs w:val="22"/>
+        </w:rPr>
+        <w:t>insights into taskwork an</w:t>
+      </w:r>
+      <w:r>
+        <w:rPr>
+          <w:rFonts w:ascii="Times New Roman" w:hAnsi="Times New Roman" w:cs="Times New Roman"/>
+          <w:sz w:val="22"/>
+          <w:szCs w:val="22"/>
+        </w:rPr>
+        <w:t xml:space="preserve">d </w:t>
+      </w:r>
+      <w:r>
+        <w:rPr>
+          <w:rFonts w:ascii="Times New Roman" w:hAnsi="Times New Roman" w:cs="Times New Roman"/>
+          <w:sz w:val="22"/>
+          <w:szCs w:val="22"/>
+        </w:rPr>
+        <w:t>teamwork in</w:t>
+      </w:r>
+      <w:r>
+        <w:rPr>
+          <w:rFonts w:ascii="Times New Roman" w:hAnsi="Times New Roman" w:cs="Times New Roman"/>
+          <w:sz w:val="22"/>
+          <w:szCs w:val="22"/>
+        </w:rPr>
+        <w:t xml:space="preserve"> </w:t>
+      </w:r>
+      <w:r>
+        <w:rPr>
+          <w:rFonts w:ascii="Times New Roman" w:hAnsi="Times New Roman" w:cs="Times New Roman"/>
+          <w:sz w:val="22"/>
+          <w:szCs w:val="22"/>
+        </w:rPr>
+        <w:t>search and rescue.</w:t>
+      </w:r>
+      <w:r>
+        <w:rPr>
+          <w:rFonts w:ascii="Times New Roman" w:hAnsi="Times New Roman" w:cs="Times New Roman"/>
+          <w:sz w:val="22"/>
+          <w:szCs w:val="22"/>
+        </w:rPr>
+        <w:t xml:space="preserve"> </w:t>
+      </w:r>
+      <w:r>
+        <w:rPr>
+          <w:rFonts w:ascii="Times New Roman" w:hAnsi="Times New Roman" w:cs="Times New Roman"/>
           <w:i/>
           <w:iCs/>
           <w:sz w:val="22"/>
           <w:szCs w:val="22"/>
         </w:rPr>
-      </w:pPr>
+        <w:t>Front. N</w:t>
+      </w:r>
       <w:proofErr w:type="spellStart"/>
-      <w:r>
-        <w:rPr>
-          <w:rFonts w:ascii="Times New Roman" w:hAnsi="Times New Roman" w:cs="Times New Roman"/>
-          <w:sz w:val="22"/>
-          <w:szCs w:val="22"/>
-        </w:rPr>
-        <w:t>Spenceley</w:t>
-      </w:r>
-      <w:proofErr w:type="spellEnd"/>
-      <w:r>
-        <w:rPr>
-          <w:rFonts w:ascii="Times New Roman" w:hAnsi="Times New Roman" w:cs="Times New Roman"/>
-          <w:sz w:val="22"/>
-          <w:szCs w:val="22"/>
-        </w:rPr>
-        <w:t>, R., Wickens, C., &amp; De Toledo Piza., B. (</w:t>
-      </w:r>
       <w:r>
         <w:rPr>
           <w:rFonts w:ascii="Times New Roman" w:hAnsi="Times New Roman" w:cs="Times New Roman"/>
@@ -2580,33 +2748,21 @@
           <w:sz w:val="22"/>
           <w:szCs w:val="22"/>
         </w:rPr>
-        <w:t>2025</w:t>
-      </w:r>
-      <w:r>
-        <w:rPr>
-          <w:rFonts w:ascii="Times New Roman" w:hAnsi="Times New Roman" w:cs="Times New Roman"/>
-          <w:sz w:val="22"/>
-          <w:szCs w:val="22"/>
-        </w:rPr>
-        <w:t xml:space="preserve">) </w:t>
-      </w:r>
-      <w:r>
-        <w:rPr>
-          <w:rFonts w:ascii="Times New Roman" w:hAnsi="Times New Roman" w:cs="Times New Roman"/>
-          <w:sz w:val="22"/>
-          <w:szCs w:val="22"/>
-        </w:rPr>
-        <w:t>FIPRED: A study of predictive automated displays for wildfire fighting management.</w:t>
-      </w:r>
-      <w:r>
-        <w:rPr>
-          <w:rFonts w:ascii="Times New Roman" w:hAnsi="Times New Roman" w:cs="Times New Roman"/>
-          <w:sz w:val="22"/>
-          <w:szCs w:val="22"/>
-        </w:rPr>
-        <w:t xml:space="preserve"> </w:t>
-      </w:r>
-      <w:r>
+        <w:t>euroergonomics</w:t>
+      </w:r>
+      <w:proofErr w:type="spellEnd"/>
+      <w:r>
+        <w:rPr>
+          <w:rFonts w:ascii="Times New Roman" w:hAnsi="Times New Roman" w:cs="Times New Roman"/>
+          <w:sz w:val="22"/>
+          <w:szCs w:val="22"/>
+        </w:rPr>
+        <w:t xml:space="preserve"> 7:1771753.</w:t>
+      </w:r>
+    </w:p>
+    <w:p>
+      <w:pPr>
+        <w:ind w:left="720" w:hanging="720"/>
         <w:rPr>
           <w:rFonts w:ascii="Times New Roman" w:hAnsi="Times New Roman" w:cs="Times New Roman"/>
           <w:i/>
@@ -2614,9 +2770,25 @@
           <w:sz w:val="22"/>
           <w:szCs w:val="22"/>
         </w:rPr>
-        <w:t xml:space="preserve">Sage Journals </w:t>
-      </w:r>
-      <w:proofErr w:type="gramStart"/>
+      </w:pPr>
+      <w:proofErr w:type="spellStart"/>
+      <w:r>
+        <w:rPr>
+          <w:rFonts w:ascii="Times New Roman" w:hAnsi="Times New Roman" w:cs="Times New Roman"/>
+          <w:sz w:val="22"/>
+          <w:szCs w:val="22"/>
+        </w:rPr>
+        <w:t>Spenceley</w:t>
+      </w:r>
+      <w:proofErr w:type="spellEnd"/>
+      <w:r>
+        <w:rPr>
+          <w:rFonts w:ascii="Times New Roman" w:hAnsi="Times New Roman" w:cs="Times New Roman"/>
+          <w:sz w:val="22"/>
+          <w:szCs w:val="22"/>
+        </w:rPr>
+        <w:t>, R., Wickens, C., &amp; De Toledo Piza., B. (</w:t>
+      </w:r>
       <w:r>
         <w:rPr>
           <w:rFonts w:ascii="Times New Roman" w:hAnsi="Times New Roman" w:cs="Times New Roman"/>
@@ -2625,9 +2797,32 @@
           <w:sz w:val="22"/>
           <w:szCs w:val="22"/>
         </w:rPr>
-        <w:t>In</w:t>
-      </w:r>
-      <w:proofErr w:type="gramEnd"/>
+        <w:t>2025</w:t>
+      </w:r>
+      <w:r>
+        <w:rPr>
+          <w:rFonts w:ascii="Times New Roman" w:hAnsi="Times New Roman" w:cs="Times New Roman"/>
+          <w:sz w:val="22"/>
+          <w:szCs w:val="22"/>
+        </w:rPr>
+        <w:t xml:space="preserve">) </w:t>
+      </w:r>
+      <w:r>
+        <w:rPr>
+          <w:rFonts w:ascii="Times New Roman" w:hAnsi="Times New Roman" w:cs="Times New Roman"/>
+          <w:sz w:val="22"/>
+          <w:szCs w:val="22"/>
+        </w:rPr>
+        <w:t>FIPRED: A study of predictive automated displays for wildfire fighting management.</w:t>
+      </w:r>
+      <w:r>
+        <w:rPr>
+          <w:rFonts w:ascii="Times New Roman" w:hAnsi="Times New Roman" w:cs="Times New Roman"/>
+          <w:sz w:val="22"/>
+          <w:szCs w:val="22"/>
+        </w:rPr>
+        <w:t xml:space="preserve"> </w:t>
+      </w:r>
       <w:r>
         <w:rPr>
           <w:rFonts w:ascii="Times New Roman" w:hAnsi="Times New Roman" w:cs="Times New Roman"/>
@@ -2636,8 +2831,9 @@
           <w:sz w:val="22"/>
           <w:szCs w:val="22"/>
         </w:rPr>
-        <w:t xml:space="preserve"> Proceedings of the Human Factors and Ergonomics Society Annual Meeting (p.</w:t>
-      </w:r>
+        <w:t xml:space="preserve">Sage Journals </w:t>
+      </w:r>
+      <w:proofErr w:type="gramStart"/>
       <w:r>
         <w:rPr>
           <w:rFonts w:ascii="Times New Roman" w:hAnsi="Times New Roman" w:cs="Times New Roman"/>
@@ -2646,8 +2842,9 @@
           <w:sz w:val="22"/>
           <w:szCs w:val="22"/>
         </w:rPr>
-        <w:t>1-7</w:t>
-      </w:r>
+        <w:t>In</w:t>
+      </w:r>
+      <w:proofErr w:type="gramEnd"/>
       <w:r>
         <w:rPr>
           <w:rFonts w:ascii="Times New Roman" w:hAnsi="Times New Roman" w:cs="Times New Roman"/>
@@ -2656,7 +2853,7 @@
           <w:sz w:val="22"/>
           <w:szCs w:val="22"/>
         </w:rPr>
-        <w:t xml:space="preserve"> ). Sage</w:t>
+        <w:t xml:space="preserve"> Proceedings of the Human Factors and Ergonomics Society Annual Meeting (p.</w:t>
       </w:r>
       <w:r>
         <w:rPr>
@@ -2666,7 +2863,7 @@
           <w:sz w:val="22"/>
           <w:szCs w:val="22"/>
         </w:rPr>
-        <w:t xml:space="preserve"> </w:t>
+        <w:t>1-7</w:t>
       </w:r>
       <w:r>
         <w:rPr>
@@ -2676,6 +2873,26 @@
           <w:sz w:val="22"/>
           <w:szCs w:val="22"/>
         </w:rPr>
+        <w:t xml:space="preserve"> ). Sage</w:t>
+      </w:r>
+      <w:r>
+        <w:rPr>
+          <w:rFonts w:ascii="Times New Roman" w:hAnsi="Times New Roman" w:cs="Times New Roman"/>
+          <w:i/>
+          <w:iCs/>
+          <w:sz w:val="22"/>
+          <w:szCs w:val="22"/>
+        </w:rPr>
+        <w:t xml:space="preserve"> </w:t>
+      </w:r>
+      <w:r>
+        <w:rPr>
+          <w:rFonts w:ascii="Times New Roman" w:hAnsi="Times New Roman" w:cs="Times New Roman"/>
+          <w:i/>
+          <w:iCs/>
+          <w:sz w:val="22"/>
+          <w:szCs w:val="22"/>
+        </w:rPr>
         <w:t>CA: Los Angeles, CA: SAGE Publications.</w:t>
       </w:r>
     </w:p>
@@ -2720,7 +2937,39 @@
           <w:sz w:val="22"/>
           <w:szCs w:val="22"/>
         </w:rPr>
-        <w:t xml:space="preserve"> R. (in press). </w:t>
+        <w:t xml:space="preserve"> R. (</w:t>
+      </w:r>
+      <w:r>
+        <w:rPr>
+          <w:rFonts w:ascii="Times New Roman" w:hAnsi="Times New Roman" w:cs="Times New Roman"/>
+          <w:sz w:val="22"/>
+          <w:szCs w:val="22"/>
+        </w:rPr>
+        <w:t>I</w:t>
+      </w:r>
+      <w:r>
+        <w:rPr>
+          <w:rFonts w:ascii="Times New Roman" w:hAnsi="Times New Roman" w:cs="Times New Roman"/>
+          <w:sz w:val="22"/>
+          <w:szCs w:val="22"/>
+        </w:rPr>
+        <w:t xml:space="preserve">n </w:t>
+      </w:r>
+      <w:r>
+        <w:rPr>
+          <w:rFonts w:ascii="Times New Roman" w:hAnsi="Times New Roman" w:cs="Times New Roman"/>
+          <w:sz w:val="22"/>
+          <w:szCs w:val="22"/>
+        </w:rPr>
+        <w:t>P</w:t>
+      </w:r>
+      <w:r>
+        <w:rPr>
+          <w:rFonts w:ascii="Times New Roman" w:hAnsi="Times New Roman" w:cs="Times New Roman"/>
+          <w:sz w:val="22"/>
+          <w:szCs w:val="22"/>
+        </w:rPr>
+        <w:t xml:space="preserve">ress). </w:t>
       </w:r>
       <w:r>
         <w:rPr>
@@ -3358,6 +3607,7 @@
           <w:sz w:val="22"/>
           <w:szCs w:val="22"/>
         </w:rPr>
+        <w:lastRenderedPageBreak/>
         <w:t>Responsibilities</w:t>
       </w:r>
       <w:r>
@@ -3513,17 +3763,7 @@
           <w:sz w:val="22"/>
           <w:szCs w:val="22"/>
         </w:rPr>
-        <w:t xml:space="preserve"> </w:t>
-      </w:r>
-      <w:r>
-        <w:rPr>
-          <w:rFonts w:ascii="Times New Roman" w:hAnsi="Times New Roman" w:cs="Times New Roman"/>
-          <w:bCs/>
-          <w:sz w:val="22"/>
-          <w:szCs w:val="22"/>
-        </w:rPr>
-        <w:lastRenderedPageBreak/>
-        <w:t xml:space="preserve">APA format. I </w:t>
+        <w:t xml:space="preserve"> APA format. I </w:t>
       </w:r>
       <w:r>
         <w:rPr>
@@ -4575,7 +4815,16 @@
           <w:sz w:val="22"/>
           <w:szCs w:val="22"/>
         </w:rPr>
-        <w:t>Homer3, Aurora, Norax</w:t>
+        <w:t xml:space="preserve">Homer3, Aurora, </w:t>
+      </w:r>
+      <w:proofErr w:type="spellStart"/>
+      <w:r>
+        <w:rPr>
+          <w:rFonts w:ascii="Times New Roman" w:hAnsi="Times New Roman" w:cs="Times New Roman"/>
+          <w:sz w:val="22"/>
+          <w:szCs w:val="22"/>
+        </w:rPr>
+        <w:t>Norax</w:t>
       </w:r>
       <w:r>
         <w:rPr>
@@ -4591,7 +4840,16 @@
           <w:sz w:val="22"/>
           <w:szCs w:val="22"/>
         </w:rPr>
-        <w:t xml:space="preserve">n, </w:t>
+        <w:t>n</w:t>
+      </w:r>
+      <w:proofErr w:type="spellEnd"/>
+      <w:r>
+        <w:rPr>
+          <w:rFonts w:ascii="Times New Roman" w:hAnsi="Times New Roman" w:cs="Times New Roman"/>
+          <w:sz w:val="22"/>
+          <w:szCs w:val="22"/>
+        </w:rPr>
+        <w:t xml:space="preserve">, </w:t>
       </w:r>
       <w:r>
         <w:rPr>
@@ -6293,6 +6551,19 @@
       <w:contextualSpacing/>
     </w:pPr>
   </w:style>
+  <w:style w:type="paragraph" w:customStyle="1" w:styleId="p1">
+    <w:name w:val="p1"/>
+    <w:basedOn w:val="Normal"/>
+    <w:rsid w:val="00F913A3"/>
+    <w:rPr>
+      <w:rFonts w:ascii="Helvetica" w:eastAsia="Times New Roman" w:hAnsi="Helvetica" w:cs="Times New Roman"/>
+      <w:color w:val="000000"/>
+      <w:kern w:val="0"/>
+      <w:sz w:val="11"/>
+      <w:szCs w:val="11"/>
+      <w14:ligatures w14:val="none"/>
+    </w:rPr>
+  </w:style>
 </w:styles>
 </file>
 
